--- a/20261021_0909_price_steel/20261021_0909_Price_Steel_Meeting_Report.docx
+++ b/20261021_0909_price_steel/20261021_0909_Price_Steel_Meeting_Report.docx
@@ -874,7 +874,47 @@
                 <w:sz w:val="20"/>
                 <w:szCs w:val="20"/>
               </w:rPr>
-              <w:t xml:space="preserve">：要求直接印於 </w:t>
+              <w:t xml:space="preserve">：API 650 實為</w:t>
+            </w:r>
+            <w:r>
+              <w:rPr>
+                <w:rFonts w:ascii="Calibri" w:hAnsi="Calibri" w:eastAsia="Microsoft JhengHei" w:cs="Calibri"/>
+                <w:b/>
+                <w:bCs/>
+                <w:color w:val="1E293B"/>
+                <w:sz w:val="20"/>
+                <w:szCs w:val="20"/>
+              </w:rPr>
+              <w:t xml:space="preserve">儲油槽施工建造規範</w:t>
+            </w:r>
+            <w:r>
+              <w:rPr>
+                <w:rFonts w:ascii="Calibri" w:hAnsi="Calibri" w:eastAsia="Microsoft JhengHei" w:cs="Calibri"/>
+                <w:color w:val="1E293B"/>
+                <w:sz w:val="20"/>
+                <w:szCs w:val="20"/>
+              </w:rPr>
+              <w:t xml:space="preserve">（其允許使用的材料多為 </w:t>
+            </w:r>
+            <w:r>
+              <w:rPr>
+                <w:rFonts w:ascii="Calibri" w:hAnsi="Calibri" w:eastAsia="Microsoft JhengHei" w:cs="Calibri"/>
+                <w:b/>
+                <w:bCs/>
+                <w:color w:val="1E293B"/>
+                <w:sz w:val="20"/>
+                <w:szCs w:val="20"/>
+              </w:rPr>
+              <w:t xml:space="preserve">ASTM 規格</w:t>
+            </w:r>
+            <w:r>
+              <w:rPr>
+                <w:rFonts w:ascii="Calibri" w:hAnsi="Calibri" w:eastAsia="Microsoft JhengHei" w:cs="Calibri"/>
+                <w:color w:val="1E293B"/>
+                <w:sz w:val="20"/>
+                <w:szCs w:val="20"/>
+              </w:rPr>
+              <w:t xml:space="preserve">如 A36、A516 等，或加拿大 CSA G40.21 規格，而非 API 5L X65 等管線鋼材料規範）。客戶要求直接於 </w:t>
             </w:r>
             <w:r>
               <w:rPr>
@@ -894,7 +934,7 @@
                 <w:sz w:val="20"/>
                 <w:szCs w:val="20"/>
               </w:rPr>
-              <w:t xml:space="preserve">（如 API 650 Class 3 compliant）並</w:t>
+              <w:t xml:space="preserve">加註符合聲明（如 API 650 Class 3 compliant）並</w:t>
             </w:r>
             <w:r>
               <w:rPr>
@@ -914,7 +954,7 @@
                 <w:sz w:val="20"/>
                 <w:szCs w:val="20"/>
               </w:rPr>
-              <w:t xml:space="preserve"> 於鋼板上，不接受單獨符合性聲明書；Algoma、Oregon Steel、Hyundai 皆免費提供不加價</w:t>
+              <w:t xml:space="preserve"> 於鋼板上</w:t>
             </w:r>
           </w:p>
         </w:tc>
@@ -2588,6 +2628,171 @@
           <w:sz w:val="21"/>
           <w:szCs w:val="21"/>
         </w:rPr>
+        <w:t xml:space="preserve">規範本質釐清（施工建造規範 vs. 材料規範）</w:t>
+      </w:r>
+      <w:r>
+        <w:rPr>
+          <w:rFonts w:ascii="Calibri" w:hAnsi="Calibri" w:eastAsia="Microsoft JhengHei" w:cs="Calibri"/>
+          <w:color w:val="1E293B"/>
+          <w:sz w:val="21"/>
+          <w:szCs w:val="21"/>
+        </w:rPr>
+        <w:t xml:space="preserve">：</w:t>
+      </w:r>
+    </w:p>
+    <w:p>
+      <w:pPr>
+        <w:spacing w:before="40" w:after="60" w:line="320" w:lineRule="auto"/>
+        <w:ind w:left="660"/>
+      </w:pPr>
+      <w:r>
+        <w:rPr>
+          <w:rFonts w:ascii="Calibri" w:hAnsi="Calibri" w:eastAsia="Microsoft JhengHei" w:cs="Calibri"/>
+          <w:color w:val="1E293B"/>
+          <w:sz w:val="21"/>
+          <w:szCs w:val="21"/>
+        </w:rPr>
+        <w:t xml:space="preserve">• 會中我方初期一度以為客戶詢問的是 </w:t>
+      </w:r>
+      <w:r>
+        <w:rPr>
+          <w:rFonts w:ascii="Calibri" w:hAnsi="Calibri" w:eastAsia="Microsoft JhengHei" w:cs="Calibri"/>
+          <w:b/>
+          <w:bCs/>
+          <w:color w:val="1E293B"/>
+          <w:sz w:val="21"/>
+          <w:szCs w:val="21"/>
+        </w:rPr>
+        <w:t xml:space="preserve">API 5L X65</w:t>
+      </w:r>
+      <w:r>
+        <w:rPr>
+          <w:rFonts w:ascii="Calibri" w:hAnsi="Calibri" w:eastAsia="Microsoft JhengHei" w:cs="Calibri"/>
+          <w:color w:val="1E293B"/>
+          <w:sz w:val="21"/>
+          <w:szCs w:val="21"/>
+        </w:rPr>
+        <w:t xml:space="preserve"> 等管線鋼材料規範，經現場討論釐清：</w:t>
+      </w:r>
+      <w:r>
+        <w:rPr>
+          <w:rFonts w:ascii="Calibri" w:hAnsi="Calibri" w:eastAsia="Microsoft JhengHei" w:cs="Calibri"/>
+          <w:b/>
+          <w:bCs/>
+          <w:color w:val="1E293B"/>
+          <w:sz w:val="21"/>
+          <w:szCs w:val="21"/>
+        </w:rPr>
+        <w:t xml:space="preserve">API 650（Welded Tanks for Oil Storage）本質上是常壓儲油槽的「施工與建造規範（Construction / Fabrication Standard）」，而非獨立的煉鋼材料規格</w:t>
+      </w:r>
+      <w:r>
+        <w:rPr>
+          <w:rFonts w:ascii="Calibri" w:hAnsi="Calibri" w:eastAsia="Microsoft JhengHei" w:cs="Calibri"/>
+          <w:color w:val="1E293B"/>
+          <w:sz w:val="21"/>
+          <w:szCs w:val="21"/>
+        </w:rPr>
+        <w:t xml:space="preserve">。</w:t>
+      </w:r>
+    </w:p>
+    <w:p>
+      <w:pPr>
+        <w:spacing w:before="40" w:after="60" w:line="320" w:lineRule="auto"/>
+        <w:ind w:left="660"/>
+      </w:pPr>
+      <w:r>
+        <w:rPr>
+          <w:rFonts w:ascii="Calibri" w:hAnsi="Calibri" w:eastAsia="Microsoft JhengHei" w:cs="Calibri"/>
+          <w:color w:val="1E293B"/>
+          <w:sz w:val="21"/>
+          <w:szCs w:val="21"/>
+        </w:rPr>
+        <w:t xml:space="preserve">• 在 API 650（第四章 Materials）中，其</w:t>
+      </w:r>
+      <w:r>
+        <w:rPr>
+          <w:rFonts w:ascii="Calibri" w:hAnsi="Calibri" w:eastAsia="Microsoft JhengHei" w:cs="Calibri"/>
+          <w:b/>
+          <w:bCs/>
+          <w:color w:val="1E293B"/>
+          <w:sz w:val="21"/>
+          <w:szCs w:val="21"/>
+        </w:rPr>
+        <w:t xml:space="preserve">允許使用的鋼板材料多為既有之 ASTM 標準規格</w:t>
+      </w:r>
+      <w:r>
+        <w:rPr>
+          <w:rFonts w:ascii="Calibri" w:hAnsi="Calibri" w:eastAsia="Microsoft JhengHei" w:cs="Calibri"/>
+          <w:color w:val="1E293B"/>
+          <w:sz w:val="21"/>
+          <w:szCs w:val="21"/>
+        </w:rPr>
+        <w:t xml:space="preserve">（如 </w:t>
+      </w:r>
+      <w:r>
+        <w:rPr>
+          <w:rFonts w:ascii="Calibri" w:hAnsi="Calibri" w:eastAsia="Microsoft JhengHei" w:cs="Calibri"/>
+          <w:b/>
+          <w:bCs/>
+          <w:color w:val="1E293B"/>
+          <w:sz w:val="21"/>
+          <w:szCs w:val="21"/>
+        </w:rPr>
+        <w:t xml:space="preserve">ASTM A36、A283C、A516、A573、A537</w:t>
+      </w:r>
+      <w:r>
+        <w:rPr>
+          <w:rFonts w:ascii="Calibri" w:hAnsi="Calibri" w:eastAsia="Microsoft JhengHei" w:cs="Calibri"/>
+          <w:color w:val="1E293B"/>
+          <w:sz w:val="21"/>
+          <w:szCs w:val="21"/>
+        </w:rPr>
+        <w:t xml:space="preserve"> 等）或加拿大國家標準（如 </w:t>
+      </w:r>
+      <w:r>
+        <w:rPr>
+          <w:rFonts w:ascii="Calibri" w:hAnsi="Calibri" w:eastAsia="Microsoft JhengHei" w:cs="Calibri"/>
+          <w:b/>
+          <w:bCs/>
+          <w:color w:val="1E293B"/>
+          <w:sz w:val="21"/>
+          <w:szCs w:val="21"/>
+        </w:rPr>
+        <w:t xml:space="preserve">CSA G40.21 38W / 44W</w:t>
+      </w:r>
+      <w:r>
+        <w:rPr>
+          <w:rFonts w:ascii="Calibri" w:hAnsi="Calibri" w:eastAsia="Microsoft JhengHei" w:cs="Calibri"/>
+          <w:color w:val="1E293B"/>
+          <w:sz w:val="21"/>
+          <w:szCs w:val="21"/>
+        </w:rPr>
+        <w:t xml:space="preserve">），僅對部分化學成分（如銅、硫、磷、碳當量）或厚度/衝擊條件設有補充規範，中鋼既有生產之 44W / A36 成分與機械性質完全相容。</w:t>
+      </w:r>
+    </w:p>
+    <w:p>
+      <w:pPr>
+        <w:spacing w:before="40" w:after="60" w:line="320" w:lineRule="auto"/>
+        <w:ind w:left="360"/>
+      </w:pPr>
+      <w:r>
+        <w:rPr>
+          <w:rFonts w:ascii="Calibri" w:hAnsi="Calibri" w:eastAsia="Microsoft JhengHei" w:cs="Calibri"/>
+          <w:color w:val="1E293B"/>
+          <w:sz w:val="21"/>
+          <w:szCs w:val="21"/>
+        </w:rPr>
+        <w:t xml:space="preserve">• </w:t>
+      </w:r>
+      <w:r>
+        <w:rPr>
+          <w:rFonts w:ascii="Calibri" w:hAnsi="Calibri" w:eastAsia="Microsoft JhengHei" w:cs="Calibri"/>
+          <w:b/>
+          <w:bCs/>
+          <w:color w:val="1E293B"/>
+          <w:sz w:val="21"/>
+          <w:szCs w:val="21"/>
+        </w:rPr>
         <w:t xml:space="preserve">客戶核心訴求</w:t>
       </w:r>
       <w:r>
@@ -2612,7 +2817,7 @@
           <w:sz w:val="21"/>
           <w:szCs w:val="21"/>
         </w:rPr>
-        <w:t xml:space="preserve">• Price Steel 作為大型庫存商，為避免同尺寸備貨多套庫存，要求將常壓儲油槽建造規範 </w:t>
+        <w:t xml:space="preserve">• Price Steel 作為大型庫存商，為避免同尺寸備貨多套庫存，要求將 </w:t>
       </w:r>
       <w:r>
         <w:rPr>
@@ -2892,7 +3097,7 @@
           <w:sz w:val="21"/>
           <w:szCs w:val="21"/>
         </w:rPr>
-        <w:t xml:space="preserve">：由於 API 650 屬於下游儲槽建造與焊接規範（類似管線建造規範 CSA Z662 或抗酸規範 NACE MR0175），為避免煉鋼廠承擔下游施工焊接之產品責任（Fit for Purpose / Liability），建議參考東國製鋼作法，無須更改煉鋼化學成分（44W 銅、硫含量完全相容），只需於 MTR 註明 </w:t>
+        <w:t xml:space="preserve">：正因為 API 650 屬於下游儲槽施工與焊接建造規範（類似管線施工規範 CSA Z662 或抗酸環境規範 NACE MR0175），為避免煉鋼廠承擔下游施工焊接之產品責任（Fit for Purpose / Liability），建議參考東國製鋼作法，無須更改煉鋼化學成分，只需於 MTR 註明 </w:t>
       </w:r>
       <w:r>
         <w:rPr>

--- a/20261021_0909_price_steel/20261021_0909_Price_Steel_Meeting_Report.docx
+++ b/20261021_0909_price_steel/20261021_0909_Price_Steel_Meeting_Report.docx
@@ -874,18 +874,18 @@
                 <w:sz w:val="20"/>
                 <w:szCs w:val="20"/>
               </w:rPr>
-              <w:t xml:space="preserve">：API 650 實為</w:t>
-            </w:r>
-            <w:r>
-              <w:rPr>
-                <w:rFonts w:ascii="Calibri" w:hAnsi="Calibri" w:eastAsia="Microsoft JhengHei" w:cs="Calibri"/>
-                <w:b/>
-                <w:bCs/>
-                <w:color w:val="1E293B"/>
-                <w:sz w:val="20"/>
-                <w:szCs w:val="20"/>
-              </w:rPr>
-              <w:t xml:space="preserve">儲油槽施工建造規範</w:t>
+              <w:t xml:space="preserve">：API 650 為</w:t>
+            </w:r>
+            <w:r>
+              <w:rPr>
+                <w:rFonts w:ascii="Calibri" w:hAnsi="Calibri" w:eastAsia="Microsoft JhengHei" w:cs="Calibri"/>
+                <w:b/>
+                <w:bCs/>
+                <w:color w:val="1E293B"/>
+                <w:sz w:val="20"/>
+                <w:szCs w:val="20"/>
+              </w:rPr>
+              <w:t xml:space="preserve">常壓儲油槽施工建造規範</w:t>
             </w:r>
             <w:r>
               <w:rPr>
@@ -914,7 +914,7 @@
                 <w:sz w:val="20"/>
                 <w:szCs w:val="20"/>
               </w:rPr>
-              <w:t xml:space="preserve">如 A36、A516 等，或加拿大 CSA G40.21 規格，而非 API 5L X65 等管線鋼材料規範）。客戶要求直接於 </w:t>
+              <w:t xml:space="preserve">如 A36、A516 等，或加拿大 CSA G40.21 規格）。客戶要求直接於 </w:t>
             </w:r>
             <w:r>
               <w:rPr>
@@ -2628,7 +2628,7 @@
           <w:sz w:val="21"/>
           <w:szCs w:val="21"/>
         </w:rPr>
-        <w:t xml:space="preserve">規範本質釐清（施工建造規範 vs. 材料規範）</w:t>
+        <w:t xml:space="preserve">規範本質說明（儲槽施工建造規範與 ASTM 材料規格）</w:t>
       </w:r>
       <w:r>
         <w:rPr>
@@ -2652,27 +2652,7 @@
           <w:sz w:val="21"/>
           <w:szCs w:val="21"/>
         </w:rPr>
-        <w:t xml:space="preserve">• 會中我方初期一度以為客戶詢問的是 </w:t>
-      </w:r>
-      <w:r>
-        <w:rPr>
-          <w:rFonts w:ascii="Calibri" w:hAnsi="Calibri" w:eastAsia="Microsoft JhengHei" w:cs="Calibri"/>
-          <w:b/>
-          <w:bCs/>
-          <w:color w:val="1E293B"/>
-          <w:sz w:val="21"/>
-          <w:szCs w:val="21"/>
-        </w:rPr>
-        <w:t xml:space="preserve">API 5L X65</w:t>
-      </w:r>
-      <w:r>
-        <w:rPr>
-          <w:rFonts w:ascii="Calibri" w:hAnsi="Calibri" w:eastAsia="Microsoft JhengHei" w:cs="Calibri"/>
-          <w:color w:val="1E293B"/>
-          <w:sz w:val="21"/>
-          <w:szCs w:val="21"/>
-        </w:rPr>
-        <w:t xml:space="preserve"> 等管線鋼材料規範，經現場討論釐清：</w:t>
+        <w:t xml:space="preserve">• </w:t>
       </w:r>
       <w:r>
         <w:rPr>
